--- a/0017_patiktok/0017_patiktok.docx
+++ b/0017_patiktok/0017_patiktok.docx
@@ -2,13 +2,323 @@
 <file path=word/document.xml><?xml version="1.0" encoding="utf-8"?>
 <w:document xmlns:w="http://schemas.openxmlformats.org/wordprocessingml/2006/main" xmlns:m="http://schemas.openxmlformats.org/officeDocument/2006/math" xmlns:r="http://schemas.openxmlformats.org/officeDocument/2006/relationships" xmlns:o="urn:schemas-microsoft-com:office:office" xmlns:v="urn:schemas-microsoft-com:vml" xmlns:w10="urn:schemas-microsoft-com:office:word" xmlns:a="http://schemas.openxmlformats.org/drawingml/2006/main" xmlns:pic="http://schemas.openxmlformats.org/drawingml/2006/picture" xmlns:wp="http://schemas.openxmlformats.org/drawingml/2006/wordprocessingDrawing">
   <w:body>
-    <w:bookmarkStart w:id="40" w:name="patiktok"/>
+    <w:bookmarkStart w:id="41" w:name="patiktok"/>
     <w:p>
       <w:pPr>
         <w:pStyle w:val="Heading1"/>
       </w:pPr>
       <w:r>
         <w:t xml:space="preserve">0017 — Patiktok</w:t>
+      </w:r>
+    </w:p>
+    <w:p>
+      <w:pPr>
+        <w:pStyle w:val="Heading2"/>
+      </w:pPr>
+      <w:bookmarkStart w:id="9" w:name="X15fe45fd35a3898cec2809a953f74255a18bbe7"/>
+      <w:r>
+        <w:t xml:space="preserve">WARNING: AS-BUILT CORRECTION — 2026-06-07 (reconciled to live site + origin/main @ 34347c3c)</w:t>
+      </w:r>
+      <w:bookmarkEnd w:id="9"/>
+    </w:p>
+    <w:p>
+      <w:pPr>
+        <w:pStyle w:val="BlockText"/>
+      </w:pPr>
+      <w:r>
+        <w:rPr>
+          <w:b/>
+          <w:bCs/>
+        </w:rPr>
+        <w:t xml:space="preserve">This spec is HISTORICAL.</w:t>
+      </w:r>
+      <w:r>
+        <w:t xml:space="preserve"> </w:t>
+      </w:r>
+      <w:r>
+        <w:t xml:space="preserve">Authoritative current state = the live site (www.setnayan.com) + shipped code +</w:t>
+      </w:r>
+      <w:r>
+        <w:t xml:space="preserve"> </w:t>
+      </w:r>
+      <w:r>
+        <w:rPr>
+          <w:rStyle w:val="VerbatimChar"/>
+        </w:rPr>
+        <w:t xml:space="preserve">AS_BUILT_GROUND_TRUTH_2026-06-07.md</w:t>
+      </w:r>
+      <w:r>
+        <w:t xml:space="preserve">. Deltas vs what actually shipped:</w:t>
+      </w:r>
+      <w:r>
+        <w:t xml:space="preserve"> </w:t>
+      </w:r>
+      <w:r>
+        <w:t xml:space="preserve">-</w:t>
+      </w:r>
+      <w:r>
+        <w:t xml:space="preserve"> </w:t>
+      </w:r>
+      <w:r>
+        <w:rPr>
+          <w:b/>
+          <w:bCs/>
+        </w:rPr>
+        <w:t xml:space="preserve">Pricing has TWO conflicting realities — the live site wins.</w:t>
+      </w:r>
+      <w:r>
+        <w:t xml:space="preserve"> </w:t>
+      </w:r>
+      <w:r>
+        <w:t xml:space="preserve">The</w:t>
+      </w:r>
+      <w:r>
+        <w:t xml:space="preserve"> </w:t>
+      </w:r>
+      <w:r>
+        <w:rPr>
+          <w:b/>
+          <w:bCs/>
+        </w:rPr>
+        <w:t xml:space="preserve">live site</w:t>
+      </w:r>
+      <w:r>
+        <w:t xml:space="preserve"> </w:t>
+      </w:r>
+      <w:r>
+        <w:t xml:space="preserve">lists Patiktok as a</w:t>
+      </w:r>
+      <w:r>
+        <w:t xml:space="preserve"> </w:t>
+      </w:r>
+      <w:r>
+        <w:rPr>
+          <w:b/>
+          <w:bCs/>
+        </w:rPr>
+        <w:t xml:space="preserve">single SKU ₱2,499</w:t>
+      </w:r>
+      <w:r>
+        <w:t xml:space="preserve"> </w:t>
+      </w:r>
+      <w:r>
+        <w:t xml:space="preserve">(up to 250 TikTok recordings), build state</w:t>
+      </w:r>
+      <w:r>
+        <w:t xml:space="preserve"> </w:t>
+      </w:r>
+      <w:r>
+        <w:rPr>
+          <w:b/>
+          <w:bCs/>
+        </w:rPr>
+        <w:t xml:space="preserve">In build</w:t>
+      </w:r>
+      <w:r>
+        <w:t xml:space="preserve">. The</w:t>
+      </w:r>
+      <w:r>
+        <w:t xml:space="preserve"> </w:t>
+      </w:r>
+      <w:r>
+        <w:rPr>
+          <w:b/>
+          <w:bCs/>
+        </w:rPr>
+        <w:t xml:space="preserve">shipped</w:t>
+      </w:r>
+      <w:r>
+        <w:rPr>
+          <w:b/>
+          <w:bCs/>
+        </w:rPr>
+        <w:t xml:space="preserve"> </w:t>
+      </w:r>
+      <w:r>
+        <w:rPr>
+          <w:rStyle w:val="VerbatimChar"/>
+          <w:b/>
+          <w:bCs/>
+        </w:rPr>
+        <w:t xml:space="preserve">lib/sku-catalog.ts</w:t>
+      </w:r>
+      <w:r>
+        <w:t xml:space="preserve"> </w:t>
+      </w:r>
+      <w:r>
+        <w:t xml:space="preserve">still encodes this spec’s</w:t>
+      </w:r>
+      <w:r>
+        <w:t xml:space="preserve"> </w:t>
+      </w:r>
+      <w:r>
+        <w:rPr>
+          <w:b/>
+          <w:bCs/>
+        </w:rPr>
+        <w:t xml:space="preserve">dual-tier per-day model</w:t>
+      </w:r>
+      <w:r>
+        <w:t xml:space="preserve"> </w:t>
+      </w:r>
+      <w:r>
+        <w:t xml:space="preserve">—</w:t>
+      </w:r>
+      <w:r>
+        <w:t xml:space="preserve"> </w:t>
+      </w:r>
+      <w:r>
+        <w:rPr>
+          <w:rStyle w:val="VerbatimChar"/>
+        </w:rPr>
+        <w:t xml:space="preserve">patiktok_setnayan_tiktok</w:t>
+      </w:r>
+      <w:r>
+        <w:t xml:space="preserve"> </w:t>
+      </w:r>
+      <w:r>
+        <w:t xml:space="preserve">₱999/day,</w:t>
+      </w:r>
+      <w:r>
+        <w:t xml:space="preserve"> </w:t>
+      </w:r>
+      <w:r>
+        <w:rPr>
+          <w:rStyle w:val="VerbatimChar"/>
+        </w:rPr>
+        <w:t xml:space="preserve">patiktok_personal_tiktok</w:t>
+      </w:r>
+      <w:r>
+        <w:t xml:space="preserve"> </w:t>
+      </w:r>
+      <w:r>
+        <w:t xml:space="preserve">₱1,999/day,</w:t>
+      </w:r>
+      <w:r>
+        <w:t xml:space="preserve"> </w:t>
+      </w:r>
+      <w:r>
+        <w:rPr>
+          <w:rStyle w:val="VerbatimChar"/>
+        </w:rPr>
+        <w:t xml:space="preserve">patiktok_video_overage</w:t>
+      </w:r>
+      <w:r>
+        <w:t xml:space="preserve"> </w:t>
+      </w:r>
+      <w:r>
+        <w:t xml:space="preserve">₱49/+10 (40-video soft cap). Reconcile the internal catalog to the single ₱2,499/250-recording site SKU unless the owner re-confirms the dual-tier model.</w:t>
+      </w:r>
+      <w:r>
+        <w:t xml:space="preserve"> </w:t>
+      </w:r>
+      <w:r>
+        <w:t xml:space="preserve">-</w:t>
+      </w:r>
+      <w:r>
+        <w:t xml:space="preserve"> </w:t>
+      </w:r>
+      <w:r>
+        <w:rPr>
+          <w:b/>
+          <w:bCs/>
+        </w:rPr>
+        <w:t xml:space="preserve">Build state is</w:t>
+      </w:r>
+      <w:r>
+        <w:rPr>
+          <w:b/>
+          <w:bCs/>
+        </w:rPr>
+        <w:t xml:space="preserve"> </w:t>
+      </w:r>
+      <w:r>
+        <w:rPr>
+          <w:b/>
+          <w:bCs/>
+        </w:rPr>
+        <w:t xml:space="preserve">“In build,”</w:t>
+      </w:r>
+      <w:r>
+        <w:rPr>
+          <w:b/>
+          <w:bCs/>
+        </w:rPr>
+        <w:t xml:space="preserve"> </w:t>
+      </w:r>
+      <w:r>
+        <w:rPr>
+          <w:b/>
+          <w:bCs/>
+        </w:rPr>
+        <w:t xml:space="preserve">not shipped.</w:t>
+      </w:r>
+      <w:r>
+        <w:t xml:space="preserve"> </w:t>
+      </w:r>
+      <w:r>
+        <w:t xml:space="preserve">Patiktok appears in</w:t>
+      </w:r>
+      <w:r>
+        <w:t xml:space="preserve"> </w:t>
+      </w:r>
+      <w:r>
+        <w:rPr>
+          <w:rStyle w:val="VerbatimChar"/>
+        </w:rPr>
+        <w:t xml:space="preserve">lib/drive-copy.ts</w:t>
+      </w:r>
+      <w:r>
+        <w:t xml:space="preserve"> </w:t>
+      </w:r>
+      <w:r>
+        <w:t xml:space="preserve">(one of the 6 Drive-copy artifacts) and the SKU catalog, but the booth/kiosk capture + face-lock compilation surface is not a live couple-facing flow yet.</w:t>
+      </w:r>
+      <w:r>
+        <w:t xml:space="preserve"> </w:t>
+      </w:r>
+      <w:r>
+        <w:t xml:space="preserve">-</w:t>
+      </w:r>
+      <w:r>
+        <w:t xml:space="preserve"> </w:t>
+      </w:r>
+      <w:r>
+        <w:rPr>
+          <w:b/>
+          <w:bCs/>
+        </w:rPr>
+        <w:t xml:space="preserve">Payment = apply-then-pay + manual admin approval</w:t>
+      </w:r>
+      <w:r>
+        <w:t xml:space="preserve"> </w:t>
+      </w:r>
+      <w:r>
+        <w:t xml:space="preserve">(no card charge); customer token wallet (0003) is RETIRED. The TikTok BYO-OAuth Personal-tier flow is unbuilt.</w:t>
+      </w:r>
+      <w:r>
+        <w:t xml:space="preserve"> </w:t>
+      </w:r>
+      <w:r>
+        <w:t xml:space="preserve">- Drive-copy of the rendered Patiktok clip to the couple’s Google Drive is the locked storage model (R2 = system of record).</w:t>
+      </w:r>
+    </w:p>
+    <w:p>
+      <w:pPr>
+        <w:pStyle w:val="BlockText"/>
+      </w:pPr>
+      <w:r>
+        <w:t xml:space="preserve">When this body disagrees with the above,</w:t>
+      </w:r>
+      <w:r>
+        <w:t xml:space="preserve"> </w:t>
+      </w:r>
+      <w:r>
+        <w:rPr>
+          <w:b/>
+          <w:bCs/>
+        </w:rPr>
+        <w:t xml:space="preserve">the above wins.</w:t>
       </w:r>
     </w:p>
     <w:p>
@@ -176,7 +486,7 @@
         </w:pict>
       </w:r>
     </w:p>
-    <w:bookmarkStart w:id="11" w:name="what-patiktok-is"/>
+    <w:bookmarkStart w:id="12" w:name="what-patiktok-is"/>
     <w:p>
       <w:pPr>
         <w:pStyle w:val="Heading2"/>
@@ -390,7 +700,7 @@
       <w:r>
         <w:t xml:space="preserve"> </w:t>
       </w:r>
-      <w:hyperlink r:id="rId9">
+      <w:hyperlink r:id="rId10">
         <w:r>
           <w:rPr>
             <w:rStyle w:val="Hyperlink"/>
@@ -404,7 +714,7 @@
       <w:r>
         <w:t xml:space="preserve"> </w:t>
       </w:r>
-      <w:hyperlink r:id="rId10">
+      <w:hyperlink r:id="rId11">
         <w:r>
           <w:rPr>
             <w:rStyle w:val="Hyperlink"/>
@@ -428,8 +738,8 @@
         <w:t xml:space="preserve">prompt on their personal invitation page post-event.</w:t>
       </w:r>
     </w:p>
-    <w:bookmarkEnd w:id="11"/>
-    <w:bookmarkStart w:id="12" w:name="X4f267535786729a152de95c206c9a75285d3bf2"/>
+    <w:bookmarkEnd w:id="12"/>
+    <w:bookmarkStart w:id="13" w:name="X4f267535786729a152de95c206c9a75285d3bf2"/>
     <w:p>
       <w:pPr>
         <w:pStyle w:val="Heading2"/>
@@ -739,8 +1049,8 @@
         </w:tc>
       </w:tr>
     </w:tbl>
-    <w:bookmarkEnd w:id="12"/>
-    <w:bookmarkStart w:id="19" w:name="Xed430bbaf5ab1a1fe30cf34955eb4d6104cd4ae"/>
+    <w:bookmarkEnd w:id="13"/>
+    <w:bookmarkStart w:id="20" w:name="Xed430bbaf5ab1a1fe30cf34955eb4d6104cd4ae"/>
     <w:p>
       <w:pPr>
         <w:pStyle w:val="Heading2"/>
@@ -920,7 +1230,7 @@
         <w:t xml:space="preserve">The posting-flow downstream of the compilation render is the same for both tiers — the only branch is the OAuth credential used at upload time and the destination account. Sound selection / multi-performer face-lock / external-display dual-view / downloadable backup mechanics are identical across tiers.</w:t>
       </w:r>
     </w:p>
-    <w:bookmarkStart w:id="13" w:name="X9feef0538fe540d576df9961f50578ec24fa535"/>
+    <w:bookmarkStart w:id="14" w:name="X9feef0538fe540d576df9961f50578ec24fa535"/>
     <w:p>
       <w:pPr>
         <w:pStyle w:val="Heading3"/>
@@ -1372,8 +1682,8 @@
         <w:t xml:space="preserve">- Guests enjoy the event more, less time spent fiddling with template selection</w:t>
       </w:r>
     </w:p>
-    <w:bookmarkEnd w:id="13"/>
-    <w:bookmarkStart w:id="14" w:name="X941e03c3094a8cb10c0cafb14b3ed6f80b350c8"/>
+    <w:bookmarkEnd w:id="14"/>
+    <w:bookmarkStart w:id="15" w:name="X941e03c3094a8cb10c0cafb14b3ed6f80b350c8"/>
     <w:p>
       <w:pPr>
         <w:pStyle w:val="Heading3"/>
@@ -1482,8 +1792,8 @@
         <w:t xml:space="preserve">Guests don’t need to do anything extra at the station. The tagging happens server-side after the compilation is rendered.</w:t>
       </w:r>
     </w:p>
-    <w:bookmarkEnd w:id="14"/>
-    <w:bookmarkStart w:id="15" w:name="external-display-dual-view-mimic-ux"/>
+    <w:bookmarkEnd w:id="15"/>
+    <w:bookmarkStart w:id="16" w:name="external-display-dual-view-mimic-ux"/>
     <w:p>
       <w:pPr>
         <w:pStyle w:val="Heading3"/>
@@ -1873,8 +2183,8 @@
         <w:t xml:space="preserve">if couple doesn’t have an external monitor, Patiktok still works phone-only. Guest watches the AR overlay on the phone screen instead of a TV. Less spectacle but functional.</w:t>
       </w:r>
     </w:p>
-    <w:bookmarkEnd w:id="15"/>
-    <w:bookmarkStart w:id="16" w:name="Xfe25ebfb8f6dc2d989ac29868d714b4ee414eff"/>
+    <w:bookmarkEnd w:id="16"/>
+    <w:bookmarkStart w:id="17" w:name="Xfe25ebfb8f6dc2d989ac29868d714b4ee414eff"/>
     <w:p>
       <w:pPr>
         <w:pStyle w:val="Heading3"/>
@@ -1947,8 +2257,8 @@
         <w:t xml:space="preserve">- Compilation caption @-mentions all tagged performers per clip</w:t>
       </w:r>
     </w:p>
-    <w:bookmarkEnd w:id="16"/>
-    <w:bookmarkStart w:id="17" w:name="Xd1c11a516549d9abfd2070adc1037e1db02a3e9"/>
+    <w:bookmarkEnd w:id="17"/>
+    <w:bookmarkStart w:id="18" w:name="Xd1c11a516549d9abfd2070adc1037e1db02a3e9"/>
     <w:p>
       <w:pPr>
         <w:pStyle w:val="Heading3"/>
@@ -2163,8 +2473,8 @@
         <w:t xml:space="preserve">a single viral wedding compilation could earn ₱500–₱50,000 in TikTok Creator Fund / brand sponsorship. On the Setnayan tier this flows to Setnayan; on the Personal tier this flows to the couple — pure margin upside for whichever side owns the destination handle.</w:t>
       </w:r>
     </w:p>
-    <w:bookmarkEnd w:id="17"/>
-    <w:bookmarkStart w:id="18" w:name="downloadable-backup-copy"/>
+    <w:bookmarkEnd w:id="18"/>
+    <w:bookmarkStart w:id="19" w:name="downloadable-backup-copy"/>
     <w:p>
       <w:pPr>
         <w:pStyle w:val="Heading3"/>
@@ -2193,9 +2503,9 @@
         <w:t xml:space="preserve">(where it’s properly licensed).</w:t>
       </w:r>
     </w:p>
-    <w:bookmarkEnd w:id="18"/>
     <w:bookmarkEnd w:id="19"/>
-    <w:bookmarkStart w:id="24" w:name="Xd41e04550081fa283c8ad488468b96f803d8418"/>
+    <w:bookmarkEnd w:id="20"/>
+    <w:bookmarkStart w:id="25" w:name="Xd41e04550081fa283c8ad488468b96f803d8418"/>
     <w:p>
       <w:pPr>
         <w:pStyle w:val="Heading2"/>
@@ -2241,7 +2551,7 @@
         <w:t xml:space="preserve">. The two tiers differ in posting destination (Setnayan’s master TikTok handle vs the couple’s own TikTok via OAuth) and consequently price (₱999 vs ₱1,999 per day). A booth soft-caps at 40 captured videos per day per booth; overage stacks in ₱49 / +10 video blocks.</w:t>
       </w:r>
     </w:p>
-    <w:bookmarkStart w:id="20" w:name="v1-sku-table-locked-2026-05-16"/>
+    <w:bookmarkStart w:id="21" w:name="v1-sku-table-locked-2026-05-16"/>
     <w:p>
       <w:pPr>
         <w:pStyle w:val="Heading3"/>
@@ -2786,8 +3096,8 @@
         <w:t xml:space="preserve">) with a one-tap purchase button for the ₱49 / +10 overage SKU. Operator can stack as many overage blocks as the event needs without leaving the booth flow. The soft cap protects Setnayan margin (compilation render + storage + per-clip face-lock processing scales with video count); the in-event upsell at ₱49 keeps margin healthy on outlier high-engagement events.</w:t>
       </w:r>
     </w:p>
-    <w:bookmarkEnd w:id="20"/>
-    <w:bookmarkStart w:id="21" w:name="worked-pricing-examples"/>
+    <w:bookmarkEnd w:id="21"/>
+    <w:bookmarkStart w:id="22" w:name="worked-pricing-examples"/>
     <w:p>
       <w:pPr>
         <w:pStyle w:val="Heading3"/>
@@ -3054,8 +3364,8 @@
         </w:tc>
       </w:tr>
     </w:tbl>
-    <w:bookmarkEnd w:id="21"/>
-    <w:bookmarkStart w:id="22" w:name="retired-skus-single-tier-era"/>
+    <w:bookmarkEnd w:id="22"/>
+    <w:bookmarkStart w:id="23" w:name="retired-skus-single-tier-era"/>
     <w:p>
       <w:pPr>
         <w:pStyle w:val="Heading3"/>
@@ -3306,8 +3616,8 @@
         <w:t xml:space="preserve">(couple / coordinator sources via Setnayan Marketplace — future 0018): backdrops, lighting kits, ring lights, HDMI dongles, monitors, tripods, print fulfillment.</w:t>
       </w:r>
     </w:p>
-    <w:bookmarkEnd w:id="22"/>
-    <w:bookmarkStart w:id="23" w:name="why-this-pricing-structure"/>
+    <w:bookmarkEnd w:id="23"/>
+    <w:bookmarkStart w:id="24" w:name="why-this-pricing-structure"/>
     <w:p>
       <w:pPr>
         <w:pStyle w:val="Heading3"/>
@@ -3393,9 +3703,9 @@
         <w:t xml:space="preserve">Setnayan-tier ₱999/day nets ~70% margin under V1 tax tier (PT 3% + LBT 1% + Income 25%); Personal-tier ₱1,999/day nets ~72% (higher % because the OAuth + per-couple TikTok adds ~₱0 marginal cost vs the Setnayan-handle posting); overage SKU at ₱49 nets ~80%.</w:t>
       </w:r>
     </w:p>
-    <w:bookmarkEnd w:id="23"/>
     <w:bookmarkEnd w:id="24"/>
-    <w:bookmarkStart w:id="26" w:name="coordinator-workflow"/>
+    <w:bookmarkEnd w:id="25"/>
+    <w:bookmarkStart w:id="27" w:name="coordinator-workflow"/>
     <w:p>
       <w:pPr>
         <w:pStyle w:val="Heading2"/>
@@ -3670,7 +3980,7 @@
         <w:t xml:space="preserve">for the wedding; Setnayan is one of the software systems they orchestrate. Patiktok is designed to slot into a coordinator’s workflow without requiring them to learn deep Setnayan internals.</w:t>
       </w:r>
     </w:p>
-    <w:bookmarkStart w:id="25" w:name="setnayan-cost-basis-per-station-pack"/>
+    <w:bookmarkStart w:id="26" w:name="setnayan-cost-basis-per-station-pack"/>
     <w:p>
       <w:pPr>
         <w:pStyle w:val="Heading3"/>
@@ -3909,9 +4219,9 @@
         <w:t xml:space="preserve">Additional stations cost ~₱120 each (more decal + separate compilation render).</w:t>
       </w:r>
     </w:p>
-    <w:bookmarkEnd w:id="25"/>
     <w:bookmarkEnd w:id="26"/>
-    <w:bookmarkStart w:id="29" w:name="user-flows"/>
+    <w:bookmarkEnd w:id="27"/>
+    <w:bookmarkStart w:id="30" w:name="user-flows"/>
     <w:p>
       <w:pPr>
         <w:pStyle w:val="Heading2"/>
@@ -3920,7 +4230,7 @@
         <w:t xml:space="preserve">User flows</w:t>
       </w:r>
     </w:p>
-    <w:bookmarkStart w:id="27" w:name="couple-flow"/>
+    <w:bookmarkStart w:id="28" w:name="couple-flow"/>
     <w:p>
       <w:pPr>
         <w:pStyle w:val="Heading3"/>
@@ -4029,8 +4339,8 @@
         <w:t xml:space="preserve">Couple downloads final compilation from dashboard within 30 days at full quality.</w:t>
       </w:r>
     </w:p>
-    <w:bookmarkEnd w:id="27"/>
-    <w:bookmarkStart w:id="28" w:name="guest-flow"/>
+    <w:bookmarkEnd w:id="28"/>
+    <w:bookmarkStart w:id="29" w:name="guest-flow"/>
     <w:p>
       <w:pPr>
         <w:pStyle w:val="Heading3"/>
@@ -4147,9 +4457,9 @@
         <w:t xml:space="preserve">Optionally: guest enters their name (linked to RSVP profile if they’re tagged).</w:t>
       </w:r>
     </w:p>
-    <w:bookmarkEnd w:id="28"/>
     <w:bookmarkEnd w:id="29"/>
-    <w:bookmarkStart w:id="34" w:name="technical-requirements"/>
+    <w:bookmarkEnd w:id="30"/>
+    <w:bookmarkStart w:id="35" w:name="technical-requirements"/>
     <w:p>
       <w:pPr>
         <w:pStyle w:val="Heading2"/>
@@ -4158,7 +4468,7 @@
         <w:t xml:space="preserve">Technical requirements</w:t>
       </w:r>
     </w:p>
-    <w:bookmarkStart w:id="30" w:name="storage"/>
+    <w:bookmarkStart w:id="31" w:name="storage"/>
     <w:p>
       <w:pPr>
         <w:pStyle w:val="Heading3"/>
@@ -4215,8 +4525,8 @@
         <w:t xml:space="preserve">Fits within the 1-day 17 GB event pack with room to spare</w:t>
       </w:r>
     </w:p>
-    <w:bookmarkEnd w:id="30"/>
-    <w:bookmarkStart w:id="31" w:name="compilation-render"/>
+    <w:bookmarkEnd w:id="31"/>
+    <w:bookmarkStart w:id="32" w:name="compilation-render"/>
     <w:p>
       <w:pPr>
         <w:pStyle w:val="Heading3"/>
@@ -4273,8 +4583,8 @@
         <w:t xml:space="preserve">Transitions auto-selected per cut (dissolve, swipe, mask wipe) based on beat detection</w:t>
       </w:r>
     </w:p>
-    <w:bookmarkEnd w:id="31"/>
-    <w:bookmarkStart w:id="32" w:name="music-selection"/>
+    <w:bookmarkEnd w:id="32"/>
+    <w:bookmarkStart w:id="33" w:name="music-selection"/>
     <w:p>
       <w:pPr>
         <w:pStyle w:val="Heading3"/>
@@ -4319,8 +4629,8 @@
         <w:t xml:space="preserve">Music continues looping seamlessly through the compilation — no per-clip music restart</w:t>
       </w:r>
     </w:p>
-    <w:bookmarkEnd w:id="32"/>
-    <w:bookmarkStart w:id="33" w:name="hardware-at-venue"/>
+    <w:bookmarkEnd w:id="33"/>
+    <w:bookmarkStart w:id="34" w:name="hardware-at-venue"/>
     <w:p>
       <w:pPr>
         <w:pStyle w:val="Heading3"/>
@@ -4379,9 +4689,9 @@
         <w:t xml:space="preserve">Recommended phone/tablet: portrait orientation, ≥10” screen for kiosk experience</w:t>
       </w:r>
     </w:p>
-    <w:bookmarkEnd w:id="33"/>
     <w:bookmarkEnd w:id="34"/>
-    <w:bookmarkStart w:id="35" w:name="anti-abuse-rules"/>
+    <w:bookmarkEnd w:id="35"/>
+    <w:bookmarkStart w:id="36" w:name="anti-abuse-rules"/>
     <w:p>
       <w:pPr>
         <w:pStyle w:val="Heading2"/>
@@ -4525,8 +4835,8 @@
         </w:tc>
       </w:tr>
     </w:tbl>
-    <w:bookmarkEnd w:id="35"/>
-    <w:bookmarkStart w:id="36" w:name="integrations-across-iterations"/>
+    <w:bookmarkEnd w:id="36"/>
+    <w:bookmarkStart w:id="37" w:name="integrations-across-iterations"/>
     <w:p>
       <w:pPr>
         <w:pStyle w:val="Heading2"/>
@@ -4630,8 +4940,8 @@
         <w:t xml:space="preserve">: Patiktok consumes from the same ~400-track library</w:t>
       </w:r>
     </w:p>
-    <w:bookmarkEnd w:id="36"/>
-    <w:bookmarkStart w:id="37" w:name="future-considerations-v2"/>
+    <w:bookmarkEnd w:id="37"/>
+    <w:bookmarkStart w:id="38" w:name="future-considerations-v2"/>
     <w:p>
       <w:pPr>
         <w:pStyle w:val="Heading2"/>
@@ -4756,8 +5066,8 @@
         <w:t xml:space="preserve">— Setnayan provides a branded kiosk tablet pre-loaded (logistics-heavy, defer)</w:t>
       </w:r>
     </w:p>
-    <w:bookmarkEnd w:id="37"/>
-    <w:bookmarkStart w:id="38" w:name="open-questions-for-sign-off"/>
+    <w:bookmarkEnd w:id="38"/>
+    <w:bookmarkStart w:id="39" w:name="open-questions-for-sign-off"/>
     <w:p>
       <w:pPr>
         <w:pStyle w:val="Heading2"/>
@@ -4838,8 +5148,8 @@
         <w:t xml:space="preserve">surface in the couple’s dashboard for live view as guests submit?</w:t>
       </w:r>
     </w:p>
-    <w:bookmarkEnd w:id="38"/>
-    <w:bookmarkStart w:id="39" w:name="companion-docs"/>
+    <w:bookmarkEnd w:id="39"/>
+    <w:bookmarkStart w:id="40" w:name="companion-docs"/>
     <w:p>
       <w:pPr>
         <w:pStyle w:val="Heading2"/>
@@ -5010,8 +5320,8 @@
         <w:t xml:space="preserve">. Activation SLA: 24 hours from confirmed payment + 3-5 days for X-mark decal shipping.</w:t>
       </w:r>
     </w:p>
-    <w:bookmarkEnd w:id="39"/>
     <w:bookmarkEnd w:id="40"/>
+    <w:bookmarkEnd w:id="41"/>
     <w:sectPr>
       <w:footnotePr>
         <w:numRestart w:val="eachSect"/>
